--- a/templates/QTECH_proroga_cococo.docx
+++ b/templates/QTECH_proroga_cococo.docx
@@ -16,7 +16,12 @@
           <w:lang w:eastAsia="en-US"/>
         </w:rPr>
       </w:pPr>
-      <w:r>
+    </w:p>
+    <w:p>
+      <w:pPr>
+        <w:suppressAutoHyphens/>
+        <w:spacing w:line="276" w:lineRule="auto"/>
+        <w:ind w:left="5664" w:firstLine="708"/>
         <w:rPr>
           <w:rFonts w:ascii="Bookman Old Style" w:hAnsi="Bookman Old Style"/>
           <w:b/>
@@ -25,8 +30,7 @@
           <w:szCs w:val="22"/>
           <w:lang w:eastAsia="en-US"/>
         </w:rPr>
-        <w:t xml:space="preserve">Egr. Sig. </w:t>
-      </w:r>
+      </w:pPr>
       <w:r>
         <w:rPr>
           <w:rFonts w:ascii="Bookman Old Style" w:hAnsi="Bookman Old Style"/>
@@ -34,10 +38,43 @@
           <w:bCs/>
           <w:sz w:val="22"/>
           <w:szCs w:val="22"/>
+          <w:lang w:eastAsia="en-US"/>
+        </w:rPr>
+        <w:t xml:space="preserve">Egr. Sig. </w:t>
+      </w:r>
+      <w:r>
+        <w:rPr>
+          <w:rFonts w:ascii="Bookman Old Style" w:hAnsi="Bookman Old Style"/>
+          <w:b/>
+          <w:bCs/>
+          <w:sz w:val="22"/>
+          <w:szCs w:val="22"/>
+          <w:lang w:eastAsia="en-US"/>
+        </w:rPr>
+        <w:t>{{</w:t>
+      </w:r>
+      <w:r>
+        <w:rPr>
+          <w:rFonts w:ascii="Bookman Old Style" w:hAnsi="Bookman Old Style"/>
+          <w:b/>
+          <w:bCs/>
+          <w:sz w:val="22"/>
+          <w:szCs w:val="22"/>
           <w:highlight w:val="yellow"/>
           <w:lang w:eastAsia="en-US"/>
         </w:rPr>
         <w:t>…………</w:t>
+      </w:r>
+      <w:r>
+        <w:rPr>
+          <w:rFonts w:ascii="Bookman Old Style" w:hAnsi="Bookman Old Style"/>
+          <w:b/>
+          <w:bCs/>
+          <w:sz w:val="22"/>
+          <w:szCs w:val="22"/>
+          <w:lang w:eastAsia="en-US"/>
+        </w:rPr>
+        <w:t>}}</w:t>
       </w:r>
     </w:p>
     <w:p>
@@ -90,10 +127,28 @@
           <w:rFonts w:ascii="Bookman Old Style" w:hAnsi="Bookman Old Style"/>
           <w:sz w:val="22"/>
           <w:szCs w:val="22"/>
+          <w:lang w:eastAsia="en-US"/>
+        </w:rPr>
+        <w:t>{{</w:t>
+      </w:r>
+      <w:r>
+        <w:rPr>
+          <w:rFonts w:ascii="Bookman Old Style" w:hAnsi="Bookman Old Style"/>
+          <w:sz w:val="22"/>
+          <w:szCs w:val="22"/>
           <w:highlight w:val="yellow"/>
           <w:lang w:eastAsia="en-US"/>
         </w:rPr>
         <w:t>.../.../...</w:t>
+      </w:r>
+      <w:r>
+        <w:rPr>
+          <w:rFonts w:ascii="Bookman Old Style" w:hAnsi="Bookman Old Style"/>
+          <w:sz w:val="22"/>
+          <w:szCs w:val="22"/>
+          <w:lang w:eastAsia="en-US"/>
+        </w:rPr>
+        <w:t>}}</w:t>
       </w:r>
     </w:p>
     <w:p>
@@ -172,6 +227,15 @@
           <w:rFonts w:ascii="Bookman Old Style" w:hAnsi="Bookman Old Style"/>
           <w:sz w:val="22"/>
           <w:szCs w:val="22"/>
+          <w:lang w:eastAsia="en-US"/>
+        </w:rPr>
+        <w:t>{{</w:t>
+      </w:r>
+      <w:r>
+        <w:rPr>
+          <w:rFonts w:ascii="Bookman Old Style" w:hAnsi="Bookman Old Style"/>
+          <w:sz w:val="22"/>
+          <w:szCs w:val="22"/>
           <w:highlight w:val="yellow"/>
           <w:lang w:eastAsia="en-US"/>
         </w:rPr>
@@ -184,7 +248,25 @@
           <w:szCs w:val="22"/>
           <w:lang w:eastAsia="en-US"/>
         </w:rPr>
-        <w:t>... tra la società</w:t>
+        <w:t>...</w:t>
+      </w:r>
+      <w:r>
+        <w:rPr>
+          <w:rFonts w:ascii="Bookman Old Style" w:hAnsi="Bookman Old Style"/>
+          <w:sz w:val="22"/>
+          <w:szCs w:val="22"/>
+          <w:lang w:eastAsia="en-US"/>
+        </w:rPr>
+        <w:t>}}</w:t>
+      </w:r>
+      <w:r>
+        <w:rPr>
+          <w:rFonts w:ascii="Bookman Old Style" w:hAnsi="Bookman Old Style"/>
+          <w:sz w:val="22"/>
+          <w:szCs w:val="22"/>
+          <w:lang w:eastAsia="en-US"/>
+        </w:rPr>
+        <w:t xml:space="preserve"> tra la società</w:t>
       </w:r>
       <w:r>
         <w:rPr>
@@ -209,6 +291,15 @@
           <w:rFonts w:ascii="Bookman Old Style" w:hAnsi="Bookman Old Style"/>
           <w:sz w:val="22"/>
           <w:szCs w:val="22"/>
+          <w:lang w:eastAsia="en-US"/>
+        </w:rPr>
+        <w:t>{{</w:t>
+      </w:r>
+      <w:r>
+        <w:rPr>
+          <w:rFonts w:ascii="Bookman Old Style" w:hAnsi="Bookman Old Style"/>
+          <w:sz w:val="22"/>
+          <w:szCs w:val="22"/>
           <w:highlight w:val="yellow"/>
           <w:lang w:eastAsia="en-US"/>
         </w:rPr>
@@ -221,6 +312,15 @@
           <w:szCs w:val="22"/>
           <w:lang w:eastAsia="en-US"/>
         </w:rPr>
+        <w:t>}}</w:t>
+      </w:r>
+      <w:r>
+        <w:rPr>
+          <w:rFonts w:ascii="Bookman Old Style" w:hAnsi="Bookman Old Style"/>
+          <w:sz w:val="22"/>
+          <w:szCs w:val="22"/>
+          <w:lang w:eastAsia="en-US"/>
+        </w:rPr>
         <w:t xml:space="preserve">, sulla base di quanto stipulato tra le parti, relativamente al contratto di collaborazione coordinata e continuativa siglato in data </w:t>
       </w:r>
       <w:r>
@@ -228,6 +328,15 @@
           <w:rFonts w:ascii="Bookman Old Style" w:hAnsi="Bookman Old Style"/>
           <w:sz w:val="22"/>
           <w:szCs w:val="22"/>
+          <w:lang w:eastAsia="en-US"/>
+        </w:rPr>
+        <w:t>{{</w:t>
+      </w:r>
+      <w:r>
+        <w:rPr>
+          <w:rFonts w:ascii="Bookman Old Style" w:hAnsi="Bookman Old Style"/>
+          <w:sz w:val="22"/>
+          <w:szCs w:val="22"/>
           <w:highlight w:val="yellow"/>
           <w:lang w:eastAsia="en-US"/>
         </w:rPr>
@@ -240,7 +349,25 @@
           <w:szCs w:val="22"/>
           <w:lang w:eastAsia="en-US"/>
         </w:rPr>
-        <w:t>…, che si allega alla presente,</w:t>
+        <w:t>…</w:t>
+      </w:r>
+      <w:r>
+        <w:rPr>
+          <w:rFonts w:ascii="Bookman Old Style" w:hAnsi="Bookman Old Style"/>
+          <w:sz w:val="22"/>
+          <w:szCs w:val="22"/>
+          <w:lang w:eastAsia="en-US"/>
+        </w:rPr>
+        <w:t>}}</w:t>
+      </w:r>
+      <w:r>
+        <w:rPr>
+          <w:rFonts w:ascii="Bookman Old Style" w:hAnsi="Bookman Old Style"/>
+          <w:sz w:val="22"/>
+          <w:szCs w:val="22"/>
+          <w:lang w:eastAsia="en-US"/>
+        </w:rPr>
+        <w:t>, che si allega alla presente,</w:t>
       </w:r>
     </w:p>
     <w:p>
@@ -295,6 +422,15 @@
           <w:rFonts w:ascii="Bookman Old Style" w:hAnsi="Bookman Old Style"/>
           <w:sz w:val="22"/>
           <w:szCs w:val="22"/>
+          <w:lang w:eastAsia="en-US"/>
+        </w:rPr>
+        <w:t>{{</w:t>
+      </w:r>
+      <w:r>
+        <w:rPr>
+          <w:rFonts w:ascii="Bookman Old Style" w:hAnsi="Bookman Old Style"/>
+          <w:sz w:val="22"/>
+          <w:szCs w:val="22"/>
           <w:highlight w:val="yellow"/>
           <w:lang w:eastAsia="en-US"/>
         </w:rPr>
@@ -309,6 +445,15 @@
           <w:lang w:eastAsia="en-US"/>
         </w:rPr>
         <w:t>…</w:t>
+      </w:r>
+      <w:r>
+        <w:rPr>
+          <w:rFonts w:ascii="Bookman Old Style" w:hAnsi="Bookman Old Style"/>
+          <w:sz w:val="22"/>
+          <w:szCs w:val="22"/>
+          <w:lang w:eastAsia="en-US"/>
+        </w:rPr>
+        <w:t>}}</w:t>
       </w:r>
     </w:p>
     <w:p>
@@ -386,6 +531,15 @@
           <w:rFonts w:ascii="Bookman Old Style" w:hAnsi="Bookman Old Style"/>
           <w:sz w:val="22"/>
           <w:szCs w:val="22"/>
+          <w:lang w:eastAsia="en-US"/>
+        </w:rPr>
+        <w:t>{{</w:t>
+      </w:r>
+      <w:r>
+        <w:rPr>
+          <w:rFonts w:ascii="Bookman Old Style" w:hAnsi="Bookman Old Style"/>
+          <w:sz w:val="22"/>
+          <w:szCs w:val="22"/>
           <w:highlight w:val="yellow"/>
           <w:lang w:eastAsia="en-US"/>
         </w:rPr>
@@ -398,7 +552,25 @@
           <w:szCs w:val="22"/>
           <w:lang w:eastAsia="en-US"/>
         </w:rPr>
+        <w:t>}}</w:t>
+      </w:r>
+      <w:r>
+        <w:rPr>
+          <w:rFonts w:ascii="Bookman Old Style" w:hAnsi="Bookman Old Style"/>
+          <w:sz w:val="22"/>
+          <w:szCs w:val="22"/>
+          <w:lang w:eastAsia="en-US"/>
+        </w:rPr>
         <w:t xml:space="preserve"> con importo di </w:t>
+      </w:r>
+      <w:r>
+        <w:rPr>
+          <w:rFonts w:ascii="Bookman Old Style" w:hAnsi="Bookman Old Style"/>
+          <w:sz w:val="22"/>
+          <w:szCs w:val="22"/>
+          <w:lang w:eastAsia="en-US"/>
+        </w:rPr>
+        <w:t>{{</w:t>
       </w:r>
       <w:r>
         <w:rPr>
@@ -427,6 +599,17 @@
       <w:r>
         <w:rPr>
           <w:rFonts w:ascii="Bookman Old Style" w:hAnsi="Bookman Old Style"/>
+          <w:b/>
+          <w:bCs/>
+          <w:sz w:val="22"/>
+          <w:szCs w:val="22"/>
+          <w:lang w:eastAsia="en-US"/>
+        </w:rPr>
+        <w:t>}}</w:t>
+      </w:r>
+      <w:r>
+        <w:rPr>
+          <w:rFonts w:ascii="Bookman Old Style" w:hAnsi="Bookman Old Style"/>
           <w:sz w:val="22"/>
           <w:szCs w:val="22"/>
           <w:lang w:eastAsia="en-US"/>
@@ -445,10 +628,26 @@
         <w:rPr>
           <w:sz w:val="22"/>
           <w:szCs w:val="22"/>
+          <w:lang w:eastAsia="en-US"/>
+        </w:rPr>
+        <w:t>{{</w:t>
+      </w:r>
+      <w:r>
+        <w:rPr>
+          <w:sz w:val="22"/>
+          <w:szCs w:val="22"/>
           <w:highlight w:val="yellow"/>
           <w:lang w:eastAsia="en-US"/>
         </w:rPr>
         <w:t>con le stesse condizioni pattuite</w:t>
+      </w:r>
+      <w:r>
+        <w:rPr>
+          <w:sz w:val="22"/>
+          <w:szCs w:val="22"/>
+          <w:lang w:eastAsia="en-US"/>
+        </w:rPr>
+        <w:t>}}</w:t>
       </w:r>
     </w:p>
     <w:p>
@@ -519,20 +718,6 @@
         </w:rPr>
         <w:t>In fede</w:t>
       </w:r>
-    </w:p>
-    <w:p>
-      <w:pPr>
-        <w:suppressAutoHyphens/>
-        <w:spacing w:after="200" w:line="276" w:lineRule="auto"/>
-        <w:ind w:firstLine="709"/>
-        <w:jc w:val="both"/>
-        <w:rPr>
-          <w:rFonts w:ascii="Bookman Old Style" w:hAnsi="Bookman Old Style"/>
-          <w:sz w:val="22"/>
-          <w:szCs w:val="22"/>
-          <w:lang w:eastAsia="en-US"/>
-        </w:rPr>
-      </w:pPr>
     </w:p>
     <w:p>
       <w:pPr>
@@ -770,7 +955,6 @@
           <w:rFonts w:ascii="Bookman Old Style" w:hAnsi="Bookman Old Style"/>
           <w:sz w:val="22"/>
           <w:szCs w:val="22"/>
-          <w:highlight w:val="yellow"/>
           <w:lang w:eastAsia="en-US"/>
         </w:rPr>
         <w:t>…………………………………….</w:t>
@@ -820,33 +1004,6 @@
         </w:rPr>
         <w:tab/>
       </w:r>
-    </w:p>
-    <w:p>
-      <w:pPr>
-        <w:suppressAutoHyphens/>
-        <w:ind w:firstLine="709"/>
-        <w:rPr>
-          <w:rFonts w:ascii="Bookman Old Style" w:hAnsi="Bookman Old Style"/>
-        </w:rPr>
-      </w:pPr>
-    </w:p>
-    <w:p>
-      <w:pPr>
-        <w:suppressAutoHyphens/>
-        <w:ind w:firstLine="709"/>
-        <w:rPr>
-          <w:rFonts w:ascii="Bookman Old Style" w:hAnsi="Bookman Old Style"/>
-          <w:lang w:eastAsia="zh-CN"/>
-        </w:rPr>
-      </w:pPr>
-    </w:p>
-    <w:p>
-      <w:pPr>
-        <w:suppressAutoHyphens/>
-        <w:rPr>
-          <w:lang w:eastAsia="zh-CN"/>
-        </w:rPr>
-      </w:pPr>
     </w:p>
     <w:p>
       <w:pPr>
@@ -973,7 +1130,7 @@
         </mc:Choice>
         <mc:Fallback>
           <w:pict>
-            <v:line w14:anchorId="3CD8B1FF" id="Line 14" o:spid="_x0000_s1026" style="position:absolute;flip:y;z-index:251656704;visibility:visible;mso-wrap-style:square;mso-width-percent:0;mso-height-percent:0;mso-wrap-distance-left:9pt;mso-wrap-distance-top:0;mso-wrap-distance-right:9pt;mso-wrap-distance-bottom:0;mso-position-horizontal:absolute;mso-position-horizontal-relative:text;mso-position-vertical:absolute;mso-position-vertical-relative:text;mso-width-percent:0;mso-height-percent:0;mso-width-relative:page;mso-height-relative:page" from="-23pt,-3.45pt" to="500.5pt,-3.45pt" o:gfxdata="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" strokecolor="#7f7f7f"/>
+            <v:line w14:anchorId="4A0BE1BB" id="Line 14" o:spid="_x0000_s1026" style="position:absolute;flip:y;z-index:251656704;visibility:visible;mso-wrap-style:square;mso-width-percent:0;mso-height-percent:0;mso-wrap-distance-left:9pt;mso-wrap-distance-top:0;mso-wrap-distance-right:9pt;mso-wrap-distance-bottom:0;mso-position-horizontal:absolute;mso-position-horizontal-relative:text;mso-position-vertical:absolute;mso-position-vertical-relative:text;mso-width-percent:0;mso-height-percent:0;mso-width-relative:page;mso-height-relative:page" from="-23pt,-3.45pt" to="500.5pt,-3.45pt" o:gfxdata="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" strokecolor="#7f7f7f"/>
           </w:pict>
         </mc:Fallback>
       </mc:AlternateContent>
@@ -1942,7 +2099,7 @@
         </mc:Choice>
         <mc:Fallback>
           <w:pict>
-            <v:line w14:anchorId="3B62CF5C" id="Line 15" o:spid="_x0000_s1026" style="position:absolute;z-index:251657728;visibility:visible;mso-wrap-style:square;mso-width-percent:0;mso-height-percent:0;mso-wrap-distance-left:9pt;mso-wrap-distance-top:0;mso-wrap-distance-right:9pt;mso-wrap-distance-bottom:0;mso-position-horizontal:absolute;mso-position-horizontal-relative:text;mso-position-vertical:absolute;mso-position-vertical-relative:text;mso-width-percent:0;mso-height-percent:0;mso-width-relative:page;mso-height-relative:page" from="-18.55pt,9.7pt" to="504.2pt,10.45pt" o:gfxdata="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" strokecolor="#7f7f7f" strokeweight="1pt"/>
+            <v:line w14:anchorId="7D57CAAE" id="Line 15" o:spid="_x0000_s1026" style="position:absolute;z-index:251657728;visibility:visible;mso-wrap-style:square;mso-width-percent:0;mso-height-percent:0;mso-wrap-distance-left:9pt;mso-wrap-distance-top:0;mso-wrap-distance-right:9pt;mso-wrap-distance-bottom:0;mso-position-horizontal:absolute;mso-position-horizontal-relative:text;mso-position-vertical:absolute;mso-position-vertical-relative:text;mso-width-percent:0;mso-height-percent:0;mso-width-relative:page;mso-height-relative:page" from="-18.55pt,9.7pt" to="504.2pt,10.45pt" o:gfxdata="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" strokecolor="#7f7f7f" strokeweight="1pt"/>
           </w:pict>
         </mc:Fallback>
       </mc:AlternateContent>
